--- a/Modelos/AP/FAURGS/Declaração_coord_adm_FAURGS.docx
+++ b/Modelos/AP/FAURGS/Declaração_coord_adm_FAURGS.docx
@@ -11,7 +11,6 @@
           <w:szCs w:val="24"/>
         </w:rPr>
       </w:pPr>
-      <w:bookmarkStart w:id="0" w:name="_GoBack"/>
       <w:r>
         <w:rPr>
           <w:rFonts w:ascii="Times New Roman" w:hAnsi="Times New Roman"/>
@@ -29,7 +28,6 @@
         <w:t xml:space="preserve"> ADMINISTRATIVO</w:t>
       </w:r>
     </w:p>
-    <w:bookmarkEnd w:id="0"/>
     <w:p>
       <w:pPr>
         <w:jc w:val="center"/>
@@ -92,7 +90,15 @@
         <w:t xml:space="preserve">, </w:t>
       </w:r>
       <w:r>
-        <w:t>{{ fundacao }}</w:t>
+        <w:t xml:space="preserve">{{ </w:t>
+      </w:r>
+      <w:proofErr w:type="spellStart"/>
+      <w:r>
+        <w:t>fundacao</w:t>
+      </w:r>
+      <w:proofErr w:type="spellEnd"/>
+      <w:r>
+        <w:t xml:space="preserve"> }}</w:t>
       </w:r>
       <w:r>
         <w:t xml:space="preserve"> e </w:t>
@@ -104,13 +110,29 @@
         <w:t>, que visa à operacionalização do projeto “</w:t>
       </w:r>
       <w:r>
-        <w:t>{{ nome_projeto }}</w:t>
+        <w:t xml:space="preserve">{{ </w:t>
+      </w:r>
+      <w:proofErr w:type="spellStart"/>
+      <w:r>
+        <w:t>nome_projeto</w:t>
+      </w:r>
+      <w:proofErr w:type="spellEnd"/>
+      <w:r>
+        <w:t xml:space="preserve"> }}</w:t>
       </w:r>
       <w:r>
         <w:t xml:space="preserve">”, registrado sob o nº </w:t>
       </w:r>
       <w:r>
-        <w:t>{{ n_projeto }}</w:t>
+        <w:t xml:space="preserve">{{ </w:t>
+      </w:r>
+      <w:proofErr w:type="spellStart"/>
+      <w:r>
+        <w:t>n_projeto</w:t>
+      </w:r>
+      <w:proofErr w:type="spellEnd"/>
+      <w:r>
+        <w:t xml:space="preserve"> }}</w:t>
       </w:r>
       <w:r>
         <w:rPr>
@@ -664,7 +686,25 @@
           <w:szCs w:val="18"/>
         </w:rPr>
         <w:lastRenderedPageBreak/>
-        <w:t>I - divulgar ou fazer uso de informação privilegiada, em proveito próprio ou de terceiro, obtida em razão das atividades exercidas;</w:t>
+        <w:t xml:space="preserve">I - divulgar ou fazer uso de informação privilegiada, em proveito próprio ou de </w:t>
+      </w:r>
+      <w:proofErr w:type="spellStart"/>
+      <w:r>
+        <w:rPr>
+          <w:position w:val="-1"/>
+          <w:sz w:val="18"/>
+          <w:szCs w:val="18"/>
+        </w:rPr>
+        <w:t>terceiro</w:t>
+      </w:r>
+      <w:proofErr w:type="spellEnd"/>
+      <w:r>
+        <w:rPr>
+          <w:position w:val="-1"/>
+          <w:sz w:val="18"/>
+          <w:szCs w:val="18"/>
+        </w:rPr>
+        <w:t>, obtida em razão das atividades exercidas;</w:t>
       </w:r>
     </w:p>
     <w:p>
@@ -1048,7 +1088,23 @@
           <w:rFonts w:ascii="Times New Roman" w:hAnsi="Times New Roman"/>
           <w:sz w:val="20"/>
         </w:rPr>
-        <w:t>{{ data_atual }}</w:t>
+        <w:t xml:space="preserve">{{ </w:t>
+      </w:r>
+      <w:proofErr w:type="spellStart"/>
+      <w:r>
+        <w:rPr>
+          <w:rFonts w:ascii="Times New Roman" w:hAnsi="Times New Roman"/>
+          <w:sz w:val="20"/>
+        </w:rPr>
+        <w:t>data_atual</w:t>
+      </w:r>
+      <w:proofErr w:type="spellEnd"/>
+      <w:r>
+        <w:rPr>
+          <w:rFonts w:ascii="Times New Roman" w:hAnsi="Times New Roman"/>
+          <w:sz w:val="20"/>
+        </w:rPr>
+        <w:t xml:space="preserve"> }}</w:t>
       </w:r>
       <w:r>
         <w:rPr>
@@ -1125,8 +1181,37 @@
       <w:pPr>
         <w:jc w:val="right"/>
       </w:pPr>
-      <w:r>
-        <w:t>{{ nome_coord_adm }} {{ siape_adm }}</w:t>
+      <w:proofErr w:type="gramStart"/>
+      <w:r>
+        <w:t xml:space="preserve">{{ </w:t>
+      </w:r>
+      <w:proofErr w:type="spellStart"/>
+      <w:r>
+        <w:t>nome</w:t>
+      </w:r>
+      <w:proofErr w:type="gramEnd"/>
+      <w:r>
+        <w:t>_coord_adm</w:t>
+      </w:r>
+      <w:proofErr w:type="spellEnd"/>
+      <w:r>
+        <w:t xml:space="preserve"> }} </w:t>
+      </w:r>
+      <w:r>
+        <w:br/>
+      </w:r>
+      <w:bookmarkStart w:id="0" w:name="_GoBack"/>
+      <w:bookmarkEnd w:id="0"/>
+      <w:r>
+        <w:t xml:space="preserve">{{ </w:t>
+      </w:r>
+      <w:proofErr w:type="spellStart"/>
+      <w:r>
+        <w:t>siape_adm</w:t>
+      </w:r>
+      <w:proofErr w:type="spellEnd"/>
+      <w:r>
+        <w:t xml:space="preserve"> }}</w:t>
       </w:r>
     </w:p>
     <w:p>

--- a/Modelos/AP/FAURGS/Declaração_coord_adm_FAURGS.docx
+++ b/Modelos/AP/FAURGS/Declaração_coord_adm_FAURGS.docx
@@ -1181,17 +1181,15 @@
       <w:pPr>
         <w:jc w:val="right"/>
       </w:pPr>
-      <w:proofErr w:type="gramStart"/>
+      <w:r>
+        <w:t xml:space="preserve">NOME: </w:t>
+      </w:r>
       <w:r>
         <w:t xml:space="preserve">{{ </w:t>
       </w:r>
       <w:proofErr w:type="spellStart"/>
       <w:r>
-        <w:t>nome</w:t>
-      </w:r>
-      <w:proofErr w:type="gramEnd"/>
-      <w:r>
-        <w:t>_coord_adm</w:t>
+        <w:t>nome_coord_adm</w:t>
       </w:r>
       <w:proofErr w:type="spellEnd"/>
       <w:r>
@@ -1199,6 +1197,9 @@
       </w:r>
       <w:r>
         <w:br/>
+      </w:r>
+      <w:r>
+        <w:t xml:space="preserve">SIAPE: </w:t>
       </w:r>
       <w:bookmarkStart w:id="0" w:name="_GoBack"/>
       <w:bookmarkEnd w:id="0"/>
